--- a/01_项目管理/02_光与朽项目/05_AI对话记录/美术AI对话.docx
+++ b/01_项目管理/02_光与朽项目/05_AI对话记录/美术AI对话.docx
@@ -3165,6 +3165,7 @@
             <w:insideH w:val="none" w:color="auto" w:sz="0" w:space="0"/>
             <w:insideV w:val="none" w:color="auto" w:sz="0" w:space="0"/>
           </w:tblBorders>
+          <w:shd w:val="clear" w:color="auto" w:fill="auto"/>
           <w:tblCellMar>
             <w:top w:w="15" w:type="dxa"/>
             <w:left w:w="15" w:type="dxa"/>
@@ -3852,7 +3853,6 @@
             <w:insideH w:val="none" w:color="auto" w:sz="0" w:space="0"/>
             <w:insideV w:val="none" w:color="auto" w:sz="0" w:space="0"/>
           </w:tblBorders>
-          <w:shd w:val="clear" w:color="auto" w:fill="auto"/>
           <w:tblCellMar>
             <w:top w:w="15" w:type="dxa"/>
             <w:left w:w="15" w:type="dxa"/>
@@ -4022,6 +4022,7 @@
             <w:insideH w:val="none" w:color="auto" w:sz="0" w:space="0"/>
             <w:insideV w:val="none" w:color="auto" w:sz="0" w:space="0"/>
           </w:tblBorders>
+          <w:shd w:val="clear" w:color="auto" w:fill="auto"/>
           <w:tblCellMar>
             <w:top w:w="15" w:type="dxa"/>
             <w:left w:w="15" w:type="dxa"/>
@@ -5923,6 +5924,7 @@
             <w:insideH w:val="none" w:color="auto" w:sz="0" w:space="0"/>
             <w:insideV w:val="none" w:color="auto" w:sz="0" w:space="0"/>
           </w:tblBorders>
+          <w:shd w:val="clear" w:color="auto" w:fill="auto"/>
           <w:tblCellMar>
             <w:top w:w="15" w:type="dxa"/>
             <w:left w:w="15" w:type="dxa"/>
@@ -7057,8 +7059,6 @@
           <w:lang w:val="en-US" w:eastAsia="zh-CN"/>
         </w:rPr>
       </w:pPr>
-      <w:bookmarkStart w:id="0" w:name="_GoBack"/>
-      <w:bookmarkEnd w:id="0"/>
     </w:p>
     <w:p>
       <w:pPr>
@@ -24780,6 +24780,12 @@
             <w:insideH w:val="none" w:color="auto" w:sz="0" w:space="0"/>
             <w:insideV w:val="none" w:color="auto" w:sz="0" w:space="0"/>
           </w:tblBorders>
+          <w:tblCellMar>
+            <w:top w:w="0" w:type="dxa"/>
+            <w:left w:w="0" w:type="dxa"/>
+            <w:bottom w:w="0" w:type="dxa"/>
+            <w:right w:w="0" w:type="dxa"/>
+          </w:tblCellMar>
         </w:tblPrEx>
         <w:trPr>
           <w:tblHeader/>
@@ -26361,6 +26367,7 @@
             <w:insideH w:val="none" w:color="auto" w:sz="0" w:space="0"/>
             <w:insideV w:val="none" w:color="auto" w:sz="0" w:space="0"/>
           </w:tblBorders>
+          <w:shd w:val="clear" w:color="auto" w:fill="auto"/>
           <w:tblCellMar>
             <w:top w:w="0" w:type="dxa"/>
             <w:left w:w="0" w:type="dxa"/>
@@ -26635,6 +26642,309 @@
           <w:lang w:val="en-US" w:eastAsia="zh-CN"/>
         </w:rPr>
       </w:pPr>
+    </w:p>
+    <w:p>
+      <w:pPr>
+        <w:pStyle w:val="7"/>
+        <w:keepNext w:val="0"/>
+        <w:keepLines w:val="0"/>
+        <w:widowControl/>
+        <w:suppressLineNumbers w:val="0"/>
+        <w:spacing w:before="96" w:beforeAutospacing="0" w:after="96" w:afterAutospacing="0"/>
+        <w:ind w:right="0"/>
+        <w:jc w:val="left"/>
+        <w:rPr>
+          <w:rFonts w:hint="default" w:ascii="宋体" w:hAnsi="宋体" w:eastAsia="宋体" w:cs="宋体"/>
+          <w:sz w:val="24"/>
+          <w:szCs w:val="24"/>
+          <w:lang w:val="en-US" w:eastAsia="zh-CN"/>
+        </w:rPr>
+      </w:pPr>
+    </w:p>
+    <w:p>
+      <w:pPr>
+        <w:pStyle w:val="7"/>
+        <w:keepNext w:val="0"/>
+        <w:keepLines w:val="0"/>
+        <w:widowControl/>
+        <w:suppressLineNumbers w:val="0"/>
+        <w:spacing w:before="96" w:beforeAutospacing="0" w:after="96" w:afterAutospacing="0"/>
+        <w:ind w:right="0"/>
+        <w:jc w:val="left"/>
+        <w:rPr>
+          <w:rFonts w:hint="default" w:ascii="宋体" w:hAnsi="宋体" w:eastAsia="宋体" w:cs="宋体"/>
+          <w:sz w:val="24"/>
+          <w:szCs w:val="24"/>
+          <w:lang w:val="en-US" w:eastAsia="zh-CN"/>
+        </w:rPr>
+      </w:pPr>
+    </w:p>
+    <w:p>
+      <w:pPr>
+        <w:pStyle w:val="7"/>
+        <w:keepNext w:val="0"/>
+        <w:keepLines w:val="0"/>
+        <w:widowControl/>
+        <w:suppressLineNumbers w:val="0"/>
+        <w:spacing w:before="96" w:beforeAutospacing="0" w:after="96" w:afterAutospacing="0"/>
+        <w:ind w:right="0"/>
+        <w:jc w:val="left"/>
+        <w:rPr>
+          <w:rFonts w:hint="default" w:ascii="宋体" w:hAnsi="宋体" w:eastAsia="宋体" w:cs="宋体"/>
+          <w:sz w:val="24"/>
+          <w:szCs w:val="24"/>
+          <w:lang w:val="en-US" w:eastAsia="zh-CN"/>
+        </w:rPr>
+      </w:pPr>
+    </w:p>
+    <w:p>
+      <w:pPr>
+        <w:pStyle w:val="7"/>
+        <w:keepNext w:val="0"/>
+        <w:keepLines w:val="0"/>
+        <w:widowControl/>
+        <w:suppressLineNumbers w:val="0"/>
+        <w:spacing w:before="96" w:beforeAutospacing="0" w:after="96" w:afterAutospacing="0"/>
+        <w:ind w:right="0"/>
+        <w:jc w:val="left"/>
+        <w:rPr>
+          <w:rFonts w:hint="default" w:ascii="宋体" w:hAnsi="宋体" w:eastAsia="宋体" w:cs="宋体"/>
+          <w:sz w:val="24"/>
+          <w:szCs w:val="24"/>
+          <w:lang w:val="en-US" w:eastAsia="zh-CN"/>
+        </w:rPr>
+      </w:pPr>
+    </w:p>
+    <w:p>
+      <w:pPr>
+        <w:pStyle w:val="7"/>
+        <w:keepNext w:val="0"/>
+        <w:keepLines w:val="0"/>
+        <w:widowControl/>
+        <w:suppressLineNumbers w:val="0"/>
+        <w:spacing w:before="96" w:beforeAutospacing="0" w:after="96" w:afterAutospacing="0"/>
+        <w:ind w:right="0"/>
+        <w:jc w:val="left"/>
+        <w:rPr>
+          <w:rFonts w:hint="default" w:ascii="宋体" w:hAnsi="宋体" w:eastAsia="宋体" w:cs="宋体"/>
+          <w:sz w:val="24"/>
+          <w:szCs w:val="24"/>
+          <w:lang w:val="en-US" w:eastAsia="zh-CN"/>
+        </w:rPr>
+      </w:pPr>
+    </w:p>
+    <w:p>
+      <w:pPr>
+        <w:pStyle w:val="7"/>
+        <w:keepNext w:val="0"/>
+        <w:keepLines w:val="0"/>
+        <w:widowControl/>
+        <w:suppressLineNumbers w:val="0"/>
+        <w:spacing w:before="96" w:beforeAutospacing="0" w:after="96" w:afterAutospacing="0"/>
+        <w:ind w:right="0"/>
+        <w:jc w:val="left"/>
+        <w:rPr>
+          <w:rFonts w:hint="default" w:ascii="宋体" w:hAnsi="宋体" w:eastAsia="宋体" w:cs="宋体"/>
+          <w:sz w:val="24"/>
+          <w:szCs w:val="24"/>
+          <w:lang w:val="en-US" w:eastAsia="zh-CN"/>
+        </w:rPr>
+      </w:pPr>
+    </w:p>
+    <w:p>
+      <w:pPr>
+        <w:pStyle w:val="7"/>
+        <w:keepNext w:val="0"/>
+        <w:keepLines w:val="0"/>
+        <w:widowControl/>
+        <w:suppressLineNumbers w:val="0"/>
+        <w:spacing w:before="96" w:beforeAutospacing="0" w:after="96" w:afterAutospacing="0"/>
+        <w:ind w:right="0"/>
+        <w:jc w:val="left"/>
+        <w:rPr>
+          <w:rFonts w:hint="default" w:ascii="宋体" w:hAnsi="宋体" w:eastAsia="宋体" w:cs="宋体"/>
+          <w:sz w:val="24"/>
+          <w:szCs w:val="24"/>
+          <w:lang w:val="en-US" w:eastAsia="zh-CN"/>
+        </w:rPr>
+      </w:pPr>
+    </w:p>
+    <w:p>
+      <w:pPr>
+        <w:pStyle w:val="7"/>
+        <w:keepNext w:val="0"/>
+        <w:keepLines w:val="0"/>
+        <w:widowControl/>
+        <w:suppressLineNumbers w:val="0"/>
+        <w:spacing w:before="96" w:beforeAutospacing="0" w:after="96" w:afterAutospacing="0"/>
+        <w:ind w:right="0"/>
+        <w:jc w:val="left"/>
+        <w:rPr>
+          <w:rFonts w:hint="default" w:ascii="宋体" w:hAnsi="宋体" w:eastAsia="宋体" w:cs="宋体"/>
+          <w:sz w:val="24"/>
+          <w:szCs w:val="24"/>
+          <w:lang w:val="en-US" w:eastAsia="zh-CN"/>
+        </w:rPr>
+      </w:pPr>
+    </w:p>
+    <w:p>
+      <w:pPr>
+        <w:pStyle w:val="7"/>
+        <w:keepNext w:val="0"/>
+        <w:keepLines w:val="0"/>
+        <w:widowControl/>
+        <w:suppressLineNumbers w:val="0"/>
+        <w:spacing w:before="96" w:beforeAutospacing="0" w:after="96" w:afterAutospacing="0"/>
+        <w:ind w:right="0"/>
+        <w:jc w:val="left"/>
+        <w:rPr>
+          <w:rFonts w:hint="default" w:ascii="宋体" w:hAnsi="宋体" w:eastAsia="宋体" w:cs="宋体"/>
+          <w:sz w:val="24"/>
+          <w:szCs w:val="24"/>
+          <w:lang w:val="en-US" w:eastAsia="zh-CN"/>
+        </w:rPr>
+      </w:pPr>
+      <w:r>
+        <w:rPr>
+          <w:rFonts w:hint="eastAsia" w:ascii="宋体" w:hAnsi="宋体" w:eastAsia="宋体" w:cs="宋体"/>
+          <w:sz w:val="24"/>
+          <w:szCs w:val="24"/>
+          <w:lang w:val="en-US" w:eastAsia="zh-CN"/>
+        </w:rPr>
+        <w:t>科技树图标：</w:t>
+      </w:r>
+    </w:p>
+    <w:p>
+      <w:pPr>
+        <w:pStyle w:val="7"/>
+        <w:keepNext w:val="0"/>
+        <w:keepLines w:val="0"/>
+        <w:widowControl/>
+        <w:suppressLineNumbers w:val="0"/>
+        <w:spacing w:before="96" w:beforeAutospacing="0" w:after="96" w:afterAutospacing="0"/>
+        <w:ind w:right="0"/>
+        <w:jc w:val="left"/>
+        <w:rPr>
+          <w:rFonts w:hint="default" w:ascii="宋体" w:hAnsi="宋体" w:eastAsia="宋体" w:cs="宋体"/>
+          <w:sz w:val="24"/>
+          <w:szCs w:val="24"/>
+          <w:lang w:val="en-US" w:eastAsia="zh-CN"/>
+        </w:rPr>
+      </w:pPr>
+      <w:r>
+        <w:rPr>
+          <w:rFonts w:hint="default" w:ascii="宋体" w:hAnsi="宋体" w:eastAsia="宋体" w:cs="宋体"/>
+          <w:sz w:val="24"/>
+          <w:szCs w:val="24"/>
+          <w:lang w:val="en-US" w:eastAsia="zh-CN"/>
+        </w:rPr>
+        <w:t>A single, vertical, sharp sci-fi machine gun bullet glowing in neon red.Style: Cyberpunk, Synthwave, game UI skill tree icon, stylized 2.5D vector art, clean bold outlines, flat shading with neon inner glow, high contrast, simple and readable silhouette</w:t>
+      </w:r>
+      <w:bookmarkStart w:id="0" w:name="_GoBack"/>
+      <w:bookmarkEnd w:id="0"/>
+      <w:r>
+        <w:rPr>
+          <w:rFonts w:hint="default" w:ascii="宋体" w:hAnsi="宋体" w:eastAsia="宋体" w:cs="宋体"/>
+          <w:sz w:val="24"/>
+          <w:szCs w:val="24"/>
+          <w:lang w:val="en-US" w:eastAsia="zh-CN"/>
+        </w:rPr>
+        <w:t>, no realistic textures, solid black background.</w:t>
+      </w:r>
+    </w:p>
+    <w:p>
+      <w:pPr>
+        <w:pStyle w:val="7"/>
+        <w:keepNext w:val="0"/>
+        <w:keepLines w:val="0"/>
+        <w:widowControl/>
+        <w:suppressLineNumbers w:val="0"/>
+        <w:spacing w:before="96" w:beforeAutospacing="0" w:after="96" w:afterAutospacing="0"/>
+        <w:ind w:right="0"/>
+        <w:jc w:val="left"/>
+        <w:rPr>
+          <w:rFonts w:hint="default" w:ascii="宋体" w:hAnsi="宋体" w:eastAsia="宋体" w:cs="宋体"/>
+          <w:sz w:val="24"/>
+          <w:szCs w:val="24"/>
+          <w:lang w:val="en-US" w:eastAsia="zh-CN"/>
+        </w:rPr>
+      </w:pPr>
+      <w:r>
+        <w:rPr>
+          <w:rFonts w:hint="default" w:ascii="宋体" w:hAnsi="宋体" w:eastAsia="宋体" w:cs="宋体"/>
+          <w:sz w:val="24"/>
+          <w:szCs w:val="24"/>
+          <w:lang w:val="en-US" w:eastAsia="zh-CN"/>
+        </w:rPr>
+        <w:t>游戏UI图标，主体是一个发光的红色尖锐箭头，正在穿透三层装甲板。风格：赛博朋克，合成波，游戏UI技能树图标，风格化2.5D矢量美术，干净粗犷的轮廓线，扁平化上色带有霓虹内发光，高对比度，没有复杂的写实纹理，图案简单易懂，纯黑底色。</w:t>
+      </w:r>
+    </w:p>
+    <w:p>
+      <w:pPr>
+        <w:pStyle w:val="7"/>
+        <w:keepNext w:val="0"/>
+        <w:keepLines w:val="0"/>
+        <w:widowControl/>
+        <w:suppressLineNumbers w:val="0"/>
+        <w:spacing w:before="96" w:beforeAutospacing="0" w:after="96" w:afterAutospacing="0"/>
+        <w:ind w:right="0"/>
+        <w:jc w:val="left"/>
+        <w:rPr>
+          <w:rFonts w:hint="default" w:ascii="宋体" w:hAnsi="宋体" w:eastAsia="宋体" w:cs="宋体"/>
+          <w:sz w:val="24"/>
+          <w:szCs w:val="24"/>
+          <w:lang w:val="en-US" w:eastAsia="zh-CN"/>
+        </w:rPr>
+      </w:pPr>
+    </w:p>
+    <w:p>
+      <w:pPr>
+        <w:pStyle w:val="7"/>
+        <w:keepNext w:val="0"/>
+        <w:keepLines w:val="0"/>
+        <w:widowControl/>
+        <w:suppressLineNumbers w:val="0"/>
+        <w:spacing w:before="96" w:beforeAutospacing="0" w:after="96" w:afterAutospacing="0"/>
+        <w:ind w:right="0"/>
+        <w:jc w:val="left"/>
+        <w:rPr>
+          <w:rFonts w:hint="default" w:ascii="宋体" w:hAnsi="宋体" w:eastAsia="宋体" w:cs="宋体"/>
+          <w:sz w:val="24"/>
+          <w:szCs w:val="24"/>
+          <w:lang w:val="en-US" w:eastAsia="zh-CN"/>
+        </w:rPr>
+      </w:pPr>
+      <w:r>
+        <w:rPr>
+          <w:rFonts w:ascii="Google Sans Text" w:hAnsi="Google Sans Text" w:eastAsia="Google Sans Text" w:cs="Google Sans Text"/>
+          <w:i w:val="0"/>
+          <w:iCs w:val="0"/>
+          <w:caps w:val="0"/>
+          <w:color w:val="000000"/>
+          <w:spacing w:val="0"/>
+          <w:sz w:val="16"/>
+          <w:szCs w:val="16"/>
+          <w:shd w:val="clear" w:fill="FBDF41"/>
+        </w:rPr>
+        <w:t>游戏UI图标，主体是三个向上排列的极简倒V字形箭头</w:t>
+      </w:r>
+      <w:r>
+        <w:rPr>
+          <w:rFonts w:hint="eastAsia" w:ascii="宋体" w:hAnsi="宋体" w:eastAsia="宋体" w:cs="宋体"/>
+          <w:sz w:val="24"/>
+          <w:szCs w:val="24"/>
+          <w:lang w:eastAsia="zh-CN"/>
+        </w:rPr>
+        <w:t>，</w:t>
+      </w:r>
+      <w:r>
+        <w:rPr>
+          <w:rFonts w:ascii="宋体" w:hAnsi="宋体" w:eastAsia="宋体" w:cs="宋体"/>
+          <w:sz w:val="24"/>
+          <w:szCs w:val="24"/>
+        </w:rPr>
+        <w:t>风格：极简游戏UI图标，扁平化矢量图形，单色霓虹发光，完全没有细节，没有任何纹理，图案极其简单易懂，纯黑底色。</w:t>
+      </w:r>
     </w:p>
     <w:sectPr>
       <w:pgSz w:w="11906" w:h="16838"/>
